--- a/klagomål/A 5535-2026 FSC-klagomål.docx
+++ b/klagomål/A 5535-2026 FSC-klagomål.docx
@@ -830,7 +830,7 @@
     <w:r>
       <w:tab/>
       <w:tab/>
-      <w:t>2026-01-30</w:t>
+      <w:t>2026-01-31</w:t>
       <w:br/>
       <w:br/>
     </w:r>

--- a/klagomål/A 5535-2026 FSC-klagomål.docx
+++ b/klagomål/A 5535-2026 FSC-klagomål.docx
@@ -830,7 +830,7 @@
     <w:r>
       <w:tab/>
       <w:tab/>
-      <w:t>2026-02-28</w:t>
+      <w:t>2026-03-01</w:t>
       <w:br/>
       <w:br/>
     </w:r>

--- a/klagomål/A 5535-2026 FSC-klagomål.docx
+++ b/klagomål/A 5535-2026 FSC-klagomål.docx
@@ -830,7 +830,7 @@
     <w:r>
       <w:tab/>
       <w:tab/>
-      <w:t>2026-03-01</w:t>
+      <w:t>2026-03-02</w:t>
       <w:br/>
       <w:br/>
     </w:r>

--- a/klagomål/A 5535-2026 FSC-klagomål.docx
+++ b/klagomål/A 5535-2026 FSC-klagomål.docx
@@ -830,7 +830,7 @@
     <w:r>
       <w:tab/>
       <w:tab/>
-      <w:t>2026-03-02</w:t>
+      <w:t>2026-03-03</w:t>
       <w:br/>
       <w:br/>
     </w:r>

--- a/klagomål/A 5535-2026 FSC-klagomål.docx
+++ b/klagomål/A 5535-2026 FSC-klagomål.docx
@@ -830,7 +830,7 @@
     <w:r>
       <w:tab/>
       <w:tab/>
-      <w:t>2026-03-03</w:t>
+      <w:t>2026-03-04</w:t>
       <w:br/>
       <w:br/>
     </w:r>

--- a/klagomål/A 5535-2026 FSC-klagomål.docx
+++ b/klagomål/A 5535-2026 FSC-klagomål.docx
@@ -830,7 +830,7 @@
     <w:r>
       <w:tab/>
       <w:tab/>
-      <w:t>2026-03-04</w:t>
+      <w:t>2026-03-05</w:t>
       <w:br/>
       <w:br/>
     </w:r>

--- a/klagomål/A 5535-2026 FSC-klagomål.docx
+++ b/klagomål/A 5535-2026 FSC-klagomål.docx
@@ -830,7 +830,7 @@
     <w:r>
       <w:tab/>
       <w:tab/>
-      <w:t>2026-03-05</w:t>
+      <w:t>2026-03-06</w:t>
       <w:br/>
       <w:br/>
     </w:r>

--- a/klagomål/A 5535-2026 FSC-klagomål.docx
+++ b/klagomål/A 5535-2026 FSC-klagomål.docx
@@ -830,7 +830,7 @@
     <w:r>
       <w:tab/>
       <w:tab/>
-      <w:t>2026-03-06</w:t>
+      <w:t>2026-03-07</w:t>
       <w:br/>
       <w:br/>
     </w:r>

--- a/klagomål/A 5535-2026 FSC-klagomål.docx
+++ b/klagomål/A 5535-2026 FSC-klagomål.docx
@@ -830,7 +830,7 @@
     <w:r>
       <w:tab/>
       <w:tab/>
-      <w:t>2026-03-07</w:t>
+      <w:t>2026-03-08</w:t>
       <w:br/>
       <w:br/>
     </w:r>

--- a/klagomål/A 5535-2026 FSC-klagomål.docx
+++ b/klagomål/A 5535-2026 FSC-klagomål.docx
@@ -191,7 +191,7 @@
     </w:p>
     <w:p>
       <w:r>
-        <w:t>I avverkningsanmälan har följande 3 naturvårdsarter hittats: motaggsvamp (NT), skarp dropptaggsvamp (S) och tjäder (§4). Av dessa är 1 rödlistade. För rödlistade arter har rödlistekategorin angivits inom parentes. Arter som är signalarter enligt Skogsstyrelsen har markerats med (S). För fridlysta arter anges även paragrafen i Artskyddsförordningen som arten är fridlyst enligt.</w:t>
+        <w:t>I avverkningsanmälan har följande 16 naturvårdsarter hittats: aspgelélav (VU), rynkskinn (VU), garnlav (NT), kötticka (NT), motaggsvamp (NT), spillkråka (NT, §4), vitgrynig nållav (NT), bronshjon (S), bårdlav (S), korallblylav (S), kornig nållav (S), skarp dropptaggsvamp (S), skinnlav (S), slanklav (S), vedticka (S) och tjäder (§4). Av dessa är 7 rödlistade. För rödlistade arter har rödlistekategorin angivits inom parentes. Arter som är signalarter enligt Skogsstyrelsen har markerats med (S). För fridlysta arter anges även paragrafen i Artskyddsförordningen som arten är fridlyst enligt.</w:t>
       </w:r>
     </w:p>
     <w:p>
@@ -251,10 +251,10 @@
         <w:rPr>
           <w:b/>
         </w:rPr>
-        <w:t xml:space="preserve">Motaggsvamp (NT) </w:t>
-      </w:r>
-      <w:r>
-        <w:t xml:space="preserve">bildar mykorrhiza med tall i tallskog och hittas huvudsakligen i äldre, glesare skogsbestånd och hällmarksimpediment. Arten hotas främst av skogsavverkning och tycks försvinna efter slutavverkning, markberedning och plantering. Motaggsvamp är typisk art för </w:t>
+        <w:t>Aspgelélav (VU)</w:t>
+      </w:r>
+      <w:r>
+        <w:t xml:space="preserve"> växer praktiskt taget enbart på asp i skog med hög luftfuktighet. Aspgelélav missgynnas vid slutavverkning. I norra Sverige hotas arten genom slutavverkning av äldre barrskog med åldriga aspar, ofta på skogsbergens sluttningar. Arten försvinner på aspar som lämnas kvar på hyggen. Aspgelélav (VU) är typisk art för </w:t>
       </w:r>
       <w:r>
         <w:rPr>
@@ -264,6 +264,300 @@
       </w:r>
       <w:r>
         <w:t xml:space="preserve"> (SLU Artdatabanken, 2024).</w:t>
+      </w:r>
+    </w:p>
+    <w:p>
+      <w:r>
+        <w:rPr>
+          <w:b/>
+        </w:rPr>
+        <w:t>Bronshjon</w:t>
+      </w:r>
+      <w:r>
+        <w:t xml:space="preserve"> är en skalbagge vars larvutveckling sker under grov bark på stammar av döda eller döende barrträd, främst gran, i mindre omfattning tall. Arten är knuten till äldre, naturskogslik granskog med inslag av torkande träd. Bronshjon är typisk art för </w:t>
+      </w:r>
+      <w:r>
+        <w:rPr>
+          <w:i/>
+        </w:rPr>
+        <w:t>9010 Taiga</w:t>
+      </w:r>
+      <w:r>
+        <w:t xml:space="preserve"> (SLU Artdatabanken, 2025).</w:t>
+      </w:r>
+    </w:p>
+    <w:p>
+      <w:r>
+        <w:rPr>
+          <w:b/>
+        </w:rPr>
+        <w:t>Bårdlav</w:t>
+      </w:r>
+      <w:r>
+        <w:t xml:space="preserve"> signalerar miljöer med höga naturvärden och på lokalerna finns vanligtvis många andra ovanliga och rödlistade arter. Den visar även på platser med hög och jämn luftfuktighet. Bårdlav är typisk art för </w:t>
+      </w:r>
+      <w:r>
+        <w:rPr>
+          <w:i/>
+        </w:rPr>
+        <w:t xml:space="preserve">9010 Taiga, 9020 Nordlig ädellövskog, 9070 Trädklädd betesmark, 9110 Näringsfattig bokskog, 9160 Näringsrik ekskog, 9180 Ädellövskog i branter </w:t>
+      </w:r>
+      <w:r>
+        <w:t>och</w:t>
+      </w:r>
+      <w:r>
+        <w:rPr>
+          <w:i/>
+        </w:rPr>
+        <w:t xml:space="preserve"> 9190 Näringsfattig ekskog</w:t>
+      </w:r>
+      <w:r>
+        <w:t xml:space="preserve"> (SLU Artdatabanken, 2025; Nitare &amp; Skogsstyrelsen, 2019).</w:t>
+      </w:r>
+    </w:p>
+    <w:p>
+      <w:r>
+        <w:rPr>
+          <w:b/>
+        </w:rPr>
+        <w:t>Garnlav (NT)</w:t>
+      </w:r>
+      <w:r>
+        <w:t xml:space="preserve"> är en utpräglad barrskogsart som ibland kan drapera träden i norrländska grannaturskogar med hög luftfuktighet. Den förekommer även i talldominerade bestånd där den, förutom i trädens grenverk, påträffas hängande över ojämnheter i tallbarken. Arten har minskat starkt i södra och mellersta Sverige och den minskar även i sitt nordliga utbredningsområde. Orsaken till tillbakagången beror främst på slutavverkningar av naturskogsartade skogar. Bestånd med riklig förekomst bör regelmässigt sparas. Garnlav är värdväxt för den mycket sällsynta och akut hotade fjärilen barrskogslavfly (CR) som hör hemma i boreala barrskogar med riklig förekomst av värdväxten. Tidigare kunde arten konstateras årligen på flera platser vid Dala-Floda i Dalarna innan lokalerna kalavverkades. Senaste fyndet i landet av barrskogslavfly är från år 2000 då den påträffades vid Högberget i Sollefteå kommun. Garnlav är typisk art för </w:t>
+      </w:r>
+      <w:r>
+        <w:rPr>
+          <w:i/>
+        </w:rPr>
+        <w:t xml:space="preserve">9010 Taiga </w:t>
+      </w:r>
+      <w:r>
+        <w:t>och</w:t>
+      </w:r>
+      <w:r>
+        <w:rPr>
+          <w:i/>
+        </w:rPr>
+        <w:t xml:space="preserve"> 9070 Trädklädd betesmark</w:t>
+      </w:r>
+      <w:r>
+        <w:t xml:space="preserve"> (SLU Artdatabanken, 2024).</w:t>
+      </w:r>
+    </w:p>
+    <w:p>
+      <w:r>
+        <w:rPr>
+          <w:b/>
+        </w:rPr>
+        <w:t>Korallblylav</w:t>
+      </w:r>
+      <w:r>
+        <w:t xml:space="preserve"> växer på bark av asp, ask, rönn, sälg, bok och lönn och signalerar överallt skogsbestånd med höga naturvärden och den följs nästan alltid av andra ovanliga och rödlistade arter. Den indikerar hög och jämn luftfuktighet och växer främst i områden med lång skoglig kontinuitet där det funnits ett ständigt inslag av gamla lövträd. Korallblylav är typisk art för </w:t>
+      </w:r>
+      <w:r>
+        <w:rPr>
+          <w:i/>
+        </w:rPr>
+        <w:t xml:space="preserve">9020 Nordlig ädellövskog, 9070 Trädklädd betesmark, 9160 Näringsrik ekskog, 9180 Ädellövskog i branter </w:t>
+      </w:r>
+      <w:r>
+        <w:t>och</w:t>
+      </w:r>
+      <w:r>
+        <w:rPr>
+          <w:i/>
+        </w:rPr>
+        <w:t xml:space="preserve"> 9190 Näringsfattig ekskog</w:t>
+      </w:r>
+      <w:r>
+        <w:t xml:space="preserve"> (SLU Artdatabanken, 2024; Nitare &amp; Skogsstyrelsen, 2019).</w:t>
+      </w:r>
+    </w:p>
+    <w:p>
+      <w:r>
+        <w:rPr>
+          <w:b/>
+        </w:rPr>
+        <w:t xml:space="preserve">Kornig nållav </w:t>
+      </w:r>
+      <w:r>
+        <w:t xml:space="preserve">förekommer i skuggiga miljöer med hög luftfuktighet och påträffas främst i gamla skogar eller på gamla träd. Den signalerar höga naturvärden och på lokalerna finns ofta flera ovanliga och rödlistade arter. Kornig nållav är typisk art för </w:t>
+      </w:r>
+      <w:r>
+        <w:rPr>
+          <w:i/>
+        </w:rPr>
+        <w:t xml:space="preserve">9110 Näringsfattig bokskog </w:t>
+      </w:r>
+      <w:r>
+        <w:t>och</w:t>
+      </w:r>
+      <w:r>
+        <w:rPr>
+          <w:i/>
+        </w:rPr>
+        <w:t xml:space="preserve"> 9130 Näringsrik bokskog</w:t>
+      </w:r>
+      <w:r>
+        <w:t xml:space="preserve"> (SLU Artdatabanken, 2024; Nitare &amp; Skogsstyrelsen, 2019).</w:t>
+      </w:r>
+    </w:p>
+    <w:p>
+      <w:r>
+        <w:rPr>
+          <w:b/>
+        </w:rPr>
+        <w:t>Kötticka (NT)</w:t>
+      </w:r>
+      <w:r>
+        <w:t xml:space="preserve"> är granens kötticka och har klassificerats som ”gammelskogsindikator”, då den förekommer med ett tydligt optimum i äldre barrskogar, främst fuktiga granskogar. Den har högst signalvärde söder om den naturliga norrlandsgränsen </w:t>
+      </w:r>
+      <w:r>
+        <w:rPr>
+          <w:i/>
+        </w:rPr>
+        <w:t>limes norrlandicus</w:t>
+      </w:r>
+      <w:r>
+        <w:t>, men signalerar vanligtvis höga naturvärden även i Norrland. Arten är knuten till miljöer med konstant luftfuktighet och känslig för uttorkning som en avverkning kan medföra. Den totala populationen bedöms därför ha minskat under de senaste 30 åren och fortsätter att minska i takt med att grankontinuitetsskogar (skogar som inte kalavverkats) minskar i areal, samtidigt som att lämpliga miljöer inte återskapas i samma takt (SLU Artdatabanken, 2024; Nitare &amp; Skogsstyrelsen, 2019).</w:t>
+      </w:r>
+    </w:p>
+    <w:p>
+      <w:r>
+        <w:rPr>
+          <w:b/>
+        </w:rPr>
+        <w:t xml:space="preserve">Motaggsvamp (NT) </w:t>
+      </w:r>
+      <w:r>
+        <w:t xml:space="preserve">bildar mykorrhiza med tall i tallskog och hittas huvudsakligen i äldre, glesare skogsbestånd och hällmarksimpediment. Arten hotas främst av skogsavverkning och tycks försvinna efter slutavverkning, markberedning och plantering. Motaggsvamp är typisk art för </w:t>
+      </w:r>
+      <w:r>
+        <w:rPr>
+          <w:i/>
+        </w:rPr>
+        <w:t>9010 Taiga</w:t>
+      </w:r>
+      <w:r>
+        <w:t xml:space="preserve"> (SLU Artdatabanken, 2024).</w:t>
+      </w:r>
+    </w:p>
+    <w:p>
+      <w:r>
+        <w:rPr>
+          <w:b/>
+        </w:rPr>
+        <w:t>Rynkskinn (VU)</w:t>
+      </w:r>
+      <w:r>
+        <w:t xml:space="preserve">, rödlistad som sårbar, är en vednedbrytare som växer på grova granlågor och ingår i en karaktäristisk association av vedsvampar knutna till urskogsartade barrskogar. Den har klassificerats som en “urskogsindikator” och är placerad i toppen av Skogsstyrelsens värdepyramid för bedömning av skog med höga naturvärden. Allt tyder på att rynkskinn är mycket känslig för skogliga ingrepp. Rynkskinn är typisk art för </w:t>
+      </w:r>
+      <w:r>
+        <w:rPr>
+          <w:i/>
+        </w:rPr>
+        <w:t xml:space="preserve">9010 Taiga, 9050 Näringsrik granskog </w:t>
+      </w:r>
+      <w:r>
+        <w:t>och</w:t>
+      </w:r>
+      <w:r>
+        <w:rPr>
+          <w:i/>
+        </w:rPr>
+        <w:t xml:space="preserve"> 9030 Landhöjningsskog</w:t>
+      </w:r>
+      <w:r>
+        <w:t xml:space="preserve"> (Nitare &amp; Skogsstyrelsen, 2019; SLU Artdatabanken, 2024).</w:t>
+      </w:r>
+    </w:p>
+    <w:p>
+      <w:r>
+        <w:rPr>
+          <w:b/>
+        </w:rPr>
+        <w:t xml:space="preserve">Skinnlav </w:t>
+      </w:r>
+      <w:r>
+        <w:t xml:space="preserve">förekommer på diverse lövträd, främst på gammal asp och sälg. Den påträffas främst i områden med lång kontinuitet av grova lövträd och signalerar skogsmark med höga naturvärden. På lokalerna förekommer som regel ett flertal andra ovanliga eller rödlistade lavar. I likhet med gelélavarna, etablerar sig skinnlaven i skogsmark på grova aspar i sena lövsuccessioner. Skinnlav är typisk art för </w:t>
+      </w:r>
+      <w:r>
+        <w:rPr>
+          <w:i/>
+        </w:rPr>
+        <w:t xml:space="preserve">9010 Taiga, 9020 Nordlig ädellövskog </w:t>
+      </w:r>
+      <w:r>
+        <w:t xml:space="preserve">och </w:t>
+      </w:r>
+      <w:r>
+        <w:rPr>
+          <w:i/>
+        </w:rPr>
+        <w:t xml:space="preserve">9070 Trädklädd betesmark </w:t>
+      </w:r>
+      <w:r>
+        <w:t>(Nitare &amp; Skogsstyrelsen, 2019; SLU Artdatabanken, 2025).</w:t>
+      </w:r>
+    </w:p>
+    <w:p>
+      <w:r>
+        <w:rPr>
+          <w:b/>
+        </w:rPr>
+        <w:t>Slanklav</w:t>
+      </w:r>
+      <w:r>
+        <w:t xml:space="preserve"> är typisk art för </w:t>
+      </w:r>
+      <w:r>
+        <w:rPr>
+          <w:i/>
+        </w:rPr>
+        <w:t xml:space="preserve">9020 Nordlig ädellövskog, 9180 Ädellövskog i branter, 9070 Trädklädd betesmark </w:t>
+      </w:r>
+      <w:r>
+        <w:t xml:space="preserve">och </w:t>
+      </w:r>
+      <w:r>
+        <w:rPr>
+          <w:i/>
+        </w:rPr>
+        <w:t xml:space="preserve">8230 Hällmarkstorräng </w:t>
+      </w:r>
+      <w:r>
+        <w:t>(SLU Artdatabanken, 2025).</w:t>
+      </w:r>
+    </w:p>
+    <w:p>
+      <w:r>
+        <w:rPr>
+          <w:b/>
+        </w:rPr>
+        <w:t xml:space="preserve">Vedticka </w:t>
+      </w:r>
+      <w:r>
+        <w:t xml:space="preserve">är en bra signalart söder om den naturliga norrlandsgränsen. Den är huvudsakligen knuten till äldre barrskogar där det föreligger långvarig kontinuitet av död barrved. Vedticka är typisk art för </w:t>
+      </w:r>
+      <w:r>
+        <w:rPr>
+          <w:i/>
+        </w:rPr>
+        <w:t xml:space="preserve">9010 Taiga </w:t>
+      </w:r>
+      <w:r>
+        <w:t>(Nitare &amp; Skogsstyrelsen, 2019; SLU Artdatabanken, 2025).</w:t>
+      </w:r>
+    </w:p>
+    <w:p>
+      <w:r>
+        <w:rPr>
+          <w:b/>
+        </w:rPr>
+        <w:t>Vitgrynig nållav (NT)</w:t>
+      </w:r>
+      <w:r>
+        <w:t xml:space="preserve"> växer nästan uteslutande på bark av gamla, senvuxna granar i skuggiga lägen med hög och jämn luftfuktighet. Den vanligaste naturtypen för arten är kontinuitetsskogar på frisk mark men den finns också i sumpgranskogar. På lång sikt utgör avverkningar av olikåldriga granskogar av naturskogskaraktär ett allvarligt hot mot arten och skogsbruksåtgärder på eller i närheten av växtplatserna bör undvikas. Naturskogsartade, fuktiga granskogar med förekomster av arten signalerar höga biologiska värden och bör bevaras (SLU Artdatabanken, 2024; Nitare &amp; Skogsstyrelsen, 2019).</w:t>
       </w:r>
     </w:p>
     <w:p>
@@ -276,7 +570,7 @@
     </w:p>
     <w:p>
       <w:r>
-        <w:t>Följande fridlysta arter har sina livsmiljöer och växtplatser i den avverkningsanmälda skogen: tjäder (§4).</w:t>
+        <w:t>Följande fridlysta arter har sina livsmiljöer och växtplatser i den avverkningsanmälda skogen: spillkråka (NT, §4) och tjäder (§4).</w:t>
       </w:r>
     </w:p>
     <w:p>
@@ -291,6 +585,35 @@
       </w:r>
       <w:r>
         <w:t>(artikel 1). Vidare att de åtgärder som vidtas inte får leda till en försämring av den nuvarande situationen beträffande bevarandet av de fågelarter som avses i artikel 1 (artikel 13). Fågeldirektivet är styrande för tillsynsansvariga myndigheters ärendehantering, ställningstaganden och beslutsfattande.</w:t>
+      </w:r>
+    </w:p>
+    <w:p>
+      <w:r>
+        <w:rPr>
+          <w:b/>
+        </w:rPr>
+        <w:t>Spillkråka (NT, §4)</w:t>
+      </w:r>
+      <w:r>
+        <w:t xml:space="preserve"> är rödlistad som nära hotad och ingår i bilaga 1 i EU:s fågeldirektiv. Den minskar i population på grund av minskad tillgång på lämpliga bo- och födoträd och minskad födotillgång. Spillkråkans minskningstakt har uppgått till 19 (24–10) % under de senaste 15 åren. Minskningstakten för den svenska populationen bedöms vara nära gränsvärdet för Sårbar (VU) (A2bc). Skogsbruk med korta omloppstider och täta, homogena ungskogar utgör det största hotet. Spillkråka är typisk art för </w:t>
+      </w:r>
+      <w:r>
+        <w:rPr>
+          <w:i/>
+        </w:rPr>
+        <w:t xml:space="preserve">9010 Taiga </w:t>
+      </w:r>
+      <w:r>
+        <w:t>och</w:t>
+      </w:r>
+      <w:r>
+        <w:rPr>
+          <w:i/>
+        </w:rPr>
+        <w:t xml:space="preserve"> 9740 Skogsbevuxen myr </w:t>
+      </w:r>
+      <w:r>
+        <w:t>(SLU Artdatabanken, 2023).</w:t>
       </w:r>
     </w:p>
     <w:p>
@@ -433,7 +756,7 @@
         <w:rPr>
           <w:i/>
         </w:rPr>
-        <w:t>I det avverkningsanmälda skogsområdet har 3 naturvårdsarter varav 1 rödlistade arter sina livsmiljöer och växtplatser.</w:t>
+        <w:t>I det avverkningsanmälda skogsområdet har 16 naturvårdsarter varav 7 rödlistade arter sina livsmiljöer och växtplatser.</w:t>
       </w:r>
     </w:p>
     <w:p>
@@ -631,6 +954,64 @@
       </w:pPr>
       <w:r>
         <w:t>BILAGA 1 – Fridlysta arter</w:t>
+      </w:r>
+    </w:p>
+    <w:p>
+      <w:pPr>
+        <w:pStyle w:val="Heading1"/>
+      </w:pPr>
+      <w:r>
+        <w:t>Spillkråka – ekologi samt krav på livsmiljön</w:t>
+      </w:r>
+    </w:p>
+    <w:p>
+      <w:r>
+        <w:t xml:space="preserve">Spillkråka (NT) är rödlistad som nära hotad, fridlyst enligt §4 Artskyddsförordningen, typisk art för </w:t>
+      </w:r>
+      <w:r>
+        <w:rPr>
+          <w:i/>
+        </w:rPr>
+        <w:t xml:space="preserve">9010 Taiga </w:t>
+      </w:r>
+      <w:r>
+        <w:t>och</w:t>
+      </w:r>
+      <w:r>
+        <w:rPr>
+          <w:i/>
+        </w:rPr>
+        <w:t xml:space="preserve"> 9740 Skogsbevuxen myr</w:t>
+      </w:r>
+      <w:r>
+        <w:t xml:space="preserve"> och ingår i bilaga 1 i EU:s fågeldirektiv. Spillkråka lever i både barr- och blandskog liksom i ren lövskog. De tätaste populationerna tenderar att finnas i äldre, variationsrik blandskog med gott om död ved och gamla träd.</w:t>
+      </w:r>
+    </w:p>
+    <w:p>
+      <w:r>
+        <w:t>Varje par utnyttjar 400–1000 hektar skog beroende på skogens kvalitet. En minskning av populationen pågår på grund av minskad tillgång på lämpliga bo- och födoträd och minskad födotillgång. Spillkråkans minskningstakt har uppgått till 19 (24–10) % under de senaste 15 åren. Minskningstakten för den svenska populationen bedöms vara nära gränsvärdet för Sårbar (VU) (A2bc). Skogsbruk med korta omloppstider och täta, homogena ungskogar utgör det största hotet (SLU Artdatabanken 2023).</w:t>
+      </w:r>
+    </w:p>
+    <w:p>
+      <w:pPr>
+        <w:pStyle w:val="Heading2"/>
+      </w:pPr>
+      <w:r>
+        <w:t>Referenser – spillkråka</w:t>
+      </w:r>
+    </w:p>
+    <w:p>
+      <w:r>
+        <w:t xml:space="preserve">SLU Artdatabanken, 2021. </w:t>
+      </w:r>
+      <w:r>
+        <w:rPr>
+          <w:i/>
+        </w:rPr>
+        <w:t xml:space="preserve">Artfaktablad. Naturvård – artfakta. </w:t>
+      </w:r>
+      <w:r>
+        <w:t>SLU Artdatabanken, Uppsala</w:t>
       </w:r>
     </w:p>
     <w:p>
@@ -830,7 +1211,7 @@
     <w:r>
       <w:tab/>
       <w:tab/>
-      <w:t>2026-03-08</w:t>
+      <w:t>2026-03-09</w:t>
       <w:br/>
       <w:br/>
     </w:r>

--- a/klagomål/A 5535-2026 FSC-klagomål.docx
+++ b/klagomål/A 5535-2026 FSC-klagomål.docx
@@ -1211,7 +1211,7 @@
     <w:r>
       <w:tab/>
       <w:tab/>
-      <w:t>2026-03-09</w:t>
+      <w:t>2026-03-10</w:t>
       <w:br/>
       <w:br/>
     </w:r>

--- a/klagomål/A 5535-2026 FSC-klagomål.docx
+++ b/klagomål/A 5535-2026 FSC-klagomål.docx
@@ -595,7 +595,7 @@
         <w:t>Spillkråka (NT, §4)</w:t>
       </w:r>
       <w:r>
-        <w:t xml:space="preserve"> är rödlistad som nära hotad och ingår i bilaga 1 i EU:s fågeldirektiv. Den minskar i population på grund av minskad tillgång på lämpliga bo- och födoträd och minskad födotillgång. Spillkråkans minskningstakt har uppgått till 19 (24–10) % under de senaste 15 åren. Minskningstakten för den svenska populationen bedöms vara nära gränsvärdet för Sårbar (VU) (A2bc). Skogsbruk med korta omloppstider och täta, homogena ungskogar utgör det största hotet. Spillkråka är typisk art för </w:t>
+        <w:t xml:space="preserve"> är rödlistad som nära hotad och ingår i bilaga 1 i EU:s fågeldirektiv. Den minskar i population på grund av minskad tillgång på lämpliga bo- och födoträd och minskad födotillgång. Spillkråkans minskningstakt har uppgått till 19 (24–10) % under de senaste 15 åren och bedöms vara nära gränsvärdet för Sårbar (VU) (A2bc). Spillkråka är en nyckelart i skogliga miljöer vars övergivna bohål utnyttjas av flera andra hålhäckande fågelarter och fladdermöss. Den behöver grova träd, främst tall, asp och bok som boträd. Skogsbruk med korta omloppstider och täta, homogena ungskogar utgör det största hotet. Spillkråka är typisk art för </w:t>
       </w:r>
       <w:r>
         <w:rPr>
@@ -613,7 +613,7 @@
         <w:t xml:space="preserve"> 9740 Skogsbevuxen myr </w:t>
       </w:r>
       <w:r>
-        <w:t>(SLU Artdatabanken, 2023).</w:t>
+        <w:t>(SLU Artdatabanken, 2025; Skogsstyrelsen 2016).</w:t>
       </w:r>
     </w:p>
     <w:p>
@@ -984,7 +984,7 @@
         <w:t xml:space="preserve"> 9740 Skogsbevuxen myr</w:t>
       </w:r>
       <w:r>
-        <w:t xml:space="preserve"> och ingår i bilaga 1 i EU:s fågeldirektiv. Spillkråka lever i både barr- och blandskog liksom i ren lövskog. De tätaste populationerna tenderar att finnas i äldre, variationsrik blandskog med gott om död ved och gamla träd.</w:t>
+        <w:t xml:space="preserve"> och ingår i bilaga 1 i EU:s fågeldirektiv. Spillkråka lever i både barr- och blandskog liksom i ren lövskog. De tätaste populationerna tenderar att finnas i äldre, variationsrik blandskog med gott om död ved och gamla träd. Spillkråka är en nyckelart i skogliga miljöer vars övergivna bohål utnyttjas av flera andra hålhäckande fågelarter och fladdermöss (SLU Artdatabanken, 2023; Skogsstyrelsen 2016).</w:t>
       </w:r>
     </w:p>
     <w:p>
@@ -1002,7 +1002,21 @@
     </w:p>
     <w:p>
       <w:r>
-        <w:t xml:space="preserve">SLU Artdatabanken, 2021. </w:t>
+        <w:t xml:space="preserve">Skogsstyrelsen, 2016. </w:t>
+      </w:r>
+      <w:r>
+        <w:rPr>
+          <w:i/>
+        </w:rPr>
+        <w:t xml:space="preserve">Vägledning för hänsyn till spillkråka. </w:t>
+      </w:r>
+      <w:r>
+        <w:t>Vägledningar och kunskapsstöd artskydd – Skogsstyrelsen.</w:t>
+      </w:r>
+    </w:p>
+    <w:p>
+      <w:r>
+        <w:t xml:space="preserve">SLU Artdatabanken, 2023. </w:t>
       </w:r>
       <w:r>
         <w:rPr>
@@ -1211,7 +1225,7 @@
     <w:r>
       <w:tab/>
       <w:tab/>
-      <w:t>2026-03-10</w:t>
+      <w:t>2026-03-11</w:t>
       <w:br/>
       <w:br/>
     </w:r>

--- a/klagomål/A 5535-2026 FSC-klagomål.docx
+++ b/klagomål/A 5535-2026 FSC-klagomål.docx
@@ -1225,7 +1225,7 @@
     <w:r>
       <w:tab/>
       <w:tab/>
-      <w:t>2026-03-11</w:t>
+      <w:t>2026-03-12</w:t>
       <w:br/>
       <w:br/>
     </w:r>

--- a/klagomål/A 5535-2026 FSC-klagomål.docx
+++ b/klagomål/A 5535-2026 FSC-klagomål.docx
@@ -1225,7 +1225,7 @@
     <w:r>
       <w:tab/>
       <w:tab/>
-      <w:t>2026-03-12</w:t>
+      <w:t>2026-03-13</w:t>
       <w:br/>
       <w:br/>
     </w:r>

--- a/klagomål/A 5535-2026 FSC-klagomål.docx
+++ b/klagomål/A 5535-2026 FSC-klagomål.docx
@@ -1225,7 +1225,7 @@
     <w:r>
       <w:tab/>
       <w:tab/>
-      <w:t>2026-03-13</w:t>
+      <w:t>2026-03-16</w:t>
       <w:br/>
       <w:br/>
     </w:r>

--- a/klagomål/A 5535-2026 FSC-klagomål.docx
+++ b/klagomål/A 5535-2026 FSC-klagomål.docx
@@ -1225,7 +1225,7 @@
     <w:r>
       <w:tab/>
       <w:tab/>
-      <w:t>2026-03-16</w:t>
+      <w:t>2026-03-17</w:t>
       <w:br/>
       <w:br/>
     </w:r>

--- a/klagomål/A 5535-2026 FSC-klagomål.docx
+++ b/klagomål/A 5535-2026 FSC-klagomål.docx
@@ -1225,7 +1225,7 @@
     <w:r>
       <w:tab/>
       <w:tab/>
-      <w:t>2026-03-17</w:t>
+      <w:t>2026-03-18</w:t>
       <w:br/>
       <w:br/>
     </w:r>

--- a/klagomål/A 5535-2026 FSC-klagomål.docx
+++ b/klagomål/A 5535-2026 FSC-klagomål.docx
@@ -1225,7 +1225,7 @@
     <w:r>
       <w:tab/>
       <w:tab/>
-      <w:t>2026-03-18</w:t>
+      <w:t>2026-03-19</w:t>
       <w:br/>
       <w:br/>
     </w:r>

--- a/klagomål/A 5535-2026 FSC-klagomål.docx
+++ b/klagomål/A 5535-2026 FSC-klagomål.docx
@@ -1225,7 +1225,7 @@
     <w:r>
       <w:tab/>
       <w:tab/>
-      <w:t>2026-03-19</w:t>
+      <w:t>2026-03-20</w:t>
       <w:br/>
       <w:br/>
     </w:r>

--- a/klagomål/A 5535-2026 FSC-klagomål.docx
+++ b/klagomål/A 5535-2026 FSC-klagomål.docx
@@ -1225,7 +1225,7 @@
     <w:r>
       <w:tab/>
       <w:tab/>
-      <w:t>2026-03-20</w:t>
+      <w:t>2026-03-21</w:t>
       <w:br/>
       <w:br/>
     </w:r>

--- a/klagomål/A 5535-2026 FSC-klagomål.docx
+++ b/klagomål/A 5535-2026 FSC-klagomål.docx
@@ -191,7 +191,7 @@
     </w:p>
     <w:p>
       <w:r>
-        <w:t>I avverkningsanmälan har följande 16 naturvårdsarter hittats: aspgelélav (VU), rynkskinn (VU), garnlav (NT), kötticka (NT), motaggsvamp (NT), spillkråka (NT, §4), vitgrynig nållav (NT), bronshjon (S), bårdlav (S), korallblylav (S), kornig nållav (S), skarp dropptaggsvamp (S), skinnlav (S), slanklav (S), vedticka (S) och tjäder (§4). Av dessa är 7 rödlistade. För rödlistade arter har rödlistekategorin angivits inom parentes. Arter som är signalarter enligt Skogsstyrelsen har markerats med (S). För fridlysta arter anges även paragrafen i Artskyddsförordningen som arten är fridlyst enligt.</w:t>
+        <w:t>I avverkningsanmälan har följande 23 naturvårdsarter hittats: aspgelélav (VU), knärot (VU, §8), rynkskinn (VU), garnlav (NT), kötticka (NT), motaggsvamp (NT), spillkråka (NT, §4), tallticka (NT), vintertagging (NT), vitgrynig nållav (NT), björksplintborre (S), bronshjon (S), bårdlav (S), kattfotslav (S), korallblylav (S), kornig nållav (S), skarp dropptaggsvamp (S), skinnlav (S), slanklav (S), stuplav (S), vedticka (S), orre (§4) och tjäder (§4). Av dessa är 10 rödlistade. För rödlistade arter har rödlistekategorin angivits inom parentes. Arter som är signalarter enligt Skogsstyrelsen har markerats med (S). För fridlysta arter anges även paragrafen i Artskyddsförordningen som arten är fridlyst enligt.</w:t>
       </w:r>
     </w:p>
     <w:p>
@@ -271,6 +271,17 @@
         <w:rPr>
           <w:b/>
         </w:rPr>
+        <w:t xml:space="preserve">Björksplintborre </w:t>
+      </w:r>
+      <w:r>
+        <w:t>är en skalbagge vars larvutveckling sker i bark på nyligen döda björkar, både stående träd och vindfällen. En prydlig rad med runda ventilationshål i barken ovanför modergången är synnerligen karaktäristiskt. Arten är knuten till lövrika blandskogar med en hög andel gamla träd, och starkt gynnad av naturliga störningar som torka, översvämningar, brand och stormfällningar. Talrika gnagspår kan tyda på biotoper med höga naturvärden, exempelvis för ovanliga hackspettar och andra, mer sällsynta vedinsekter. Larverna är omtyckt hackspettsföda (SLU Artdatabanken, 2025).</w:t>
+      </w:r>
+    </w:p>
+    <w:p>
+      <w:r>
+        <w:rPr>
+          <w:b/>
+        </w:rPr>
         <w:t>Bronshjon</w:t>
       </w:r>
       <w:r>
@@ -349,6 +360,35 @@
         <w:rPr>
           <w:b/>
         </w:rPr>
+        <w:t xml:space="preserve">Kattfotslav </w:t>
+      </w:r>
+      <w:r>
+        <w:t xml:space="preserve">är en mycket god signalart i hela sitt svenska utbredningsområde och skogsbestånd med kattfotslav är alltid värdefulla ur naturvårdssynpunkt. Arten indikerar dels ett mikroklimat med konstant hög luftfuktighet, dels kontinuitet av äldre träd och god trädslutenhet. Trots att den är vanligare i sydvästra Sverige växer den enbart i skogsbestånd med höga naturvärden. Den är känslig för skogliga ingrepp som kan förändra lokal- och mikroklimat. Kattfotslav är typisk art för </w:t>
+      </w:r>
+      <w:r>
+        <w:rPr>
+          <w:i/>
+        </w:rPr>
+        <w:t xml:space="preserve">9010 Taiga, 9160 Näringsrik ekskog </w:t>
+      </w:r>
+      <w:r>
+        <w:t>och</w:t>
+      </w:r>
+      <w:r>
+        <w:rPr>
+          <w:i/>
+        </w:rPr>
+        <w:t xml:space="preserve"> 9190 Näringsfattig ekskog</w:t>
+      </w:r>
+      <w:r>
+        <w:t>. Arten har minskat kraftigt under de senaste åren och enligt artdatabankens preliminära bedömning kommer den att bli rödlistad som nära hotad (NT) i nästa rödlista som kommer 2026 (Nitare &amp; Skogsstyrelsen, 2019; SLU Artdatabanken, 2025).</w:t>
+      </w:r>
+    </w:p>
+    <w:p>
+      <w:r>
+        <w:rPr>
+          <w:b/>
+        </w:rPr>
         <w:t>Korallblylav</w:t>
       </w:r>
       <w:r>
@@ -534,10 +574,39 @@
         <w:rPr>
           <w:b/>
         </w:rPr>
-        <w:t xml:space="preserve">Vedticka </w:t>
-      </w:r>
-      <w:r>
-        <w:t xml:space="preserve">är en bra signalart söder om den naturliga norrlandsgränsen. Den är huvudsakligen knuten till äldre barrskogar där det föreligger långvarig kontinuitet av död barrved. Vedticka är typisk art för </w:t>
+        <w:t>Stuplav</w:t>
+      </w:r>
+      <w:r>
+        <w:t xml:space="preserve"> är en mycket bra signalart i hela sitt utbredningsområde och förekommer nästan enbart i skogsmiljöer med höga naturvärden. Den indikerar långvarig förekomst av gamla lövträd och miljöer med konstant hög luftfuktighet. Stuplav är typisk art för </w:t>
+      </w:r>
+      <w:r>
+        <w:rPr>
+          <w:i/>
+        </w:rPr>
+        <w:t>9010 Taiga</w:t>
+      </w:r>
+      <w:r>
+        <w:t xml:space="preserve">. I skogar med suboceaniskt klimat finns det en mycket sällsynt parasit, njurlavsknapp </w:t>
+      </w:r>
+      <w:r>
+        <w:rPr>
+          <w:i/>
+        </w:rPr>
+        <w:t>Pletocarpon nephromeum</w:t>
+      </w:r>
+      <w:r>
+        <w:t xml:space="preserve"> (EN), som växer på stuplav (SLU Artdatabanken, 2024; Nitare &amp; Skogsstyrelsen, 2019).</w:t>
+      </w:r>
+    </w:p>
+    <w:p>
+      <w:r>
+        <w:rPr>
+          <w:b/>
+        </w:rPr>
+        <w:t xml:space="preserve">Tallticka (NT) </w:t>
+      </w:r>
+      <w:r>
+        <w:t xml:space="preserve">uppträder först på tallar som är 100–150 år gamla men är vanligast på träd som är runt 150–200 år eller äldre. I skogslandskapet är den främst knuten till tallnaturskogar och restbiotoper med biologiskt gamla träd och signalerar vanligtvis skyddsvärda tallbestånd med höga naturvärden. Tallticka är typisk art för </w:t>
       </w:r>
       <w:r>
         <w:rPr>
@@ -546,7 +615,47 @@
         <w:t xml:space="preserve">9010 Taiga </w:t>
       </w:r>
       <w:r>
+        <w:t xml:space="preserve">och </w:t>
+      </w:r>
+      <w:r>
+        <w:rPr>
+          <w:i/>
+        </w:rPr>
+        <w:t>9060 Åsbarrskog</w:t>
+      </w:r>
+      <w:r>
+        <w:t xml:space="preserve"> (SLU Artdatabanken, 2023; Nitare &amp; Skogsstyrelsen, 2019).</w:t>
+      </w:r>
+    </w:p>
+    <w:p>
+      <w:r>
+        <w:rPr>
+          <w:b/>
+        </w:rPr>
+        <w:t xml:space="preserve">Vedticka </w:t>
+      </w:r>
+      <w:r>
+        <w:t xml:space="preserve">är en bra signalart söder om den naturliga norrlandsgränsen. Den är huvudsakligen knuten till äldre barrskogar där det föreligger långvarig kontinuitet av död barrved. Vedticka är typisk art för </w:t>
+      </w:r>
+      <w:r>
+        <w:rPr>
+          <w:i/>
+        </w:rPr>
+        <w:t xml:space="preserve">9010 Taiga </w:t>
+      </w:r>
+      <w:r>
         <w:t>(Nitare &amp; Skogsstyrelsen, 2019; SLU Artdatabanken, 2025).</w:t>
+      </w:r>
+    </w:p>
+    <w:p>
+      <w:r>
+        <w:rPr>
+          <w:b/>
+        </w:rPr>
+        <w:t xml:space="preserve">Vintertagging (NT) </w:t>
+      </w:r>
+      <w:r>
+        <w:t>växer på döda eller döende tallar som i huvudsak är mer än 250 år gamla. Den är en bra signalart som visar på gamla tallar och tallskogar med höga naturvärden. Den har klassificerats som en ”gammelskogsart” och svampen tycks kräva flerhundraåriga tallar som substrat. Arten hotas av minskande tillgång på döende och döda, äldre träd (SLU Artdatabanken, 2024; Nitare &amp; Skogsstyrelsen, 2019).</w:t>
       </w:r>
     </w:p>
     <w:p>
@@ -570,7 +679,7 @@
     </w:p>
     <w:p>
       <w:r>
-        <w:t>Följande fridlysta arter har sina livsmiljöer och växtplatser i den avverkningsanmälda skogen: spillkråka (NT, §4) och tjäder (§4).</w:t>
+        <w:t>Följande fridlysta arter har sina livsmiljöer och växtplatser i den avverkningsanmälda skogen: knärot (VU, §8), spillkråka (NT, §4), orre (§4) och tjäder (§4).</w:t>
       </w:r>
     </w:p>
     <w:p>
@@ -586,6 +695,110 @@
       <w:r>
         <w:t>(artikel 1). Vidare att de åtgärder som vidtas inte får leda till en försämring av den nuvarande situationen beträffande bevarandet av de fågelarter som avses i artikel 1 (artikel 13). Fågeldirektivet är styrande för tillsynsansvariga myndigheters ärendehantering, ställningstaganden och beslutsfattande.</w:t>
       </w:r>
+    </w:p>
+    <w:p>
+      <w:r>
+        <w:rPr>
+          <w:b/>
+        </w:rPr>
+        <w:t>Knärot (VU, §8)</w:t>
+      </w:r>
+      <w:r>
+        <w:t xml:space="preserve"> är typisk art för </w:t>
+      </w:r>
+      <w:r>
+        <w:rPr>
+          <w:i/>
+        </w:rPr>
+        <w:t xml:space="preserve">9010 Taiga </w:t>
+      </w:r>
+      <w:r>
+        <w:t>och</w:t>
+      </w:r>
+      <w:r>
+        <w:rPr>
+          <w:i/>
+        </w:rPr>
+        <w:t xml:space="preserve"> 9050 Näringsrik granskog</w:t>
+      </w:r>
+      <w:r>
+        <w:t xml:space="preserve">, rödlistad som sårbar och fridlyst enligt 8§ artskyddsförordningen. En nyligen genomförd analys av 79 floraväktarlokaler indikerar att det behövs någonstans mellan 100 och 150 meters skyddszon för att en knärotspopulation inte ska dö ut på lång sikt (Sebestyén &amp; Sundberg, 2025). Detta ligger väl i linje med tidigare genomförda studier som visar att det krävs väl tilltagna buffertzoner för att knäroten inte ska ta skada av skogsbruksåtgärder i intilliggande skog (Johnson, 2014; Koelmeijer m.fl., 2022; Skogsstyrelsen, 2022). Arten är även känslig för gallring vilket framgår av Skogsstyrelsens egen vägledning för hänsyn till knärot (Skogsstyrelsen, 2022). För rika förekomster av knärot är reservatsbildning eller biotopskydd lämpliga åtgärder för att skydda den. På knärot kan den sällsynta rostsvampen </w:t>
+      </w:r>
+      <w:r>
+        <w:rPr>
+          <w:i/>
+        </w:rPr>
+        <w:t>Pucciniastrum goodyerae</w:t>
+      </w:r>
+      <w:r>
+        <w:t xml:space="preserve"> påträffas. </w:t>
+      </w:r>
+      <w:r>
+        <w:rPr>
+          <w:i/>
+        </w:rPr>
+        <w:t>Pucciniastrum goodyerae</w:t>
+      </w:r>
+      <w:r>
+        <w:t xml:space="preserve"> är klassad som NE (ej bedömd) i rödlistan (SLU Artdatabanken, 2024).</w:t>
+      </w:r>
+    </w:p>
+    <w:p>
+      <w:r>
+        <w:t>I det avverkningsanmälda området finns 3 fyndplatser för knärot registrerade på Artportalen. Figur 2 visar gränserna för buffertzoner på 50 m, som behöver lämnas kring fyndplatserna för att knärotslokalerna inte ska försvinna vid en avverkning. Av det avverkningsanmälda området överlappar 1.47 ha med buffertzonerna och får av detta skäl inte avverkas.</w:t>
+      </w:r>
+    </w:p>
+    <w:p>
+      <w:pPr>
+        <w:pStyle w:val="Caption"/>
+      </w:pPr>
+      <w:r>
+        <w:drawing>
+          <wp:inline xmlns:a="http://schemas.openxmlformats.org/drawingml/2006/main" xmlns:pic="http://schemas.openxmlformats.org/drawingml/2006/picture">
+            <wp:extent cx="5486400" cy="10976229"/>
+            <wp:docPr id="2" name="Picture 2"/>
+            <wp:cNvGraphicFramePr>
+              <a:graphicFrameLocks noChangeAspect="1"/>
+            </wp:cNvGraphicFramePr>
+            <a:graphic>
+              <a:graphicData uri="http://schemas.openxmlformats.org/drawingml/2006/picture">
+                <pic:pic>
+                  <pic:nvPicPr>
+                    <pic:cNvPr id="0" name="A 5535-2026 karta knärot.png"/>
+                    <pic:cNvPicPr/>
+                  </pic:nvPicPr>
+                  <pic:blipFill>
+                    <a:blip r:embed="rId17"/>
+                    <a:stretch>
+                      <a:fillRect/>
+                    </a:stretch>
+                  </pic:blipFill>
+                  <pic:spPr>
+                    <a:xfrm>
+                      <a:off x="0" y="0"/>
+                      <a:ext cx="5486400" cy="10976229"/>
+                    </a:xfrm>
+                    <a:prstGeom prst="rect"/>
+                  </pic:spPr>
+                </pic:pic>
+              </a:graphicData>
+            </a:graphic>
+          </wp:inline>
+        </w:drawing>
+      </w:r>
+    </w:p>
+    <w:p>
+      <w:pPr>
+        <w:pStyle w:val="Caption"/>
+      </w:pPr>
+      <w:r>
+        <w:t>Figur 2. Fyndplatser och buffertzoner för knärot i det avverkningsanmälda området. Endast fyndplatser vars buffertzoner överlappar med det avverkningsanmälda området har tagits med i visualiseringen. Kartans mittpunktskoordinat är N 6617837, E 387610 i SWEREF 99 TM.</w:t>
+      </w:r>
+    </w:p>
+    <w:p>
+      <w:pPr>
+        <w:pStyle w:val="Caption"/>
+      </w:pPr>
     </w:p>
     <w:p>
       <w:r>
@@ -735,10 +948,18 @@
         <w:rPr>
           <w:b/>
         </w:rPr>
-        <w:t xml:space="preserve">6.4.3 </w:t>
-      </w:r>
-      <w:r>
-        <w:t>Bevarandeåtgärder genomförs för de kända förekomster av rödlistade arter som påverkas av skogsbruk.</w:t>
+        <w:t xml:space="preserve">6.4.1 </w:t>
+      </w:r>
+      <w:r>
+        <w:t>Följande biotoper undantas från alla skogsbruksåtgärder, förutom åtgärder påkallade för att bevara eller främja biotopens naturliga eller hävdbetingade biologiska mångfald:</w:t>
+      </w:r>
+    </w:p>
+    <w:p>
+      <w:pPr>
+        <w:ind w:left="357"/>
+      </w:pPr>
+      <w:r>
+        <w:t>b) nyckelbiotoper enligt Skogsstyrelsens definition och metod (1995)</w:t>
       </w:r>
     </w:p>
     <w:p>
@@ -756,7 +977,36 @@
         <w:rPr>
           <w:i/>
         </w:rPr>
-        <w:t>I det avverkningsanmälda skogsområdet har 16 naturvårdsarter varav 7 rödlistade arter sina livsmiljöer och växtplatser.</w:t>
+        <w:t>I det avverkningsanmälda skogsområdet har 21 rödlistade arter och signalarter påträffats. Detta ska jämföras med Skogsstyrelsens uppföljning 2017 av nyckelbiotoper som visade att man i genomsnitt hittar 20,6 olika rödlistade arter och signalarter i en nyckelbiotop (Wijk, S. 2017. Biologisk mångfald i nyckelbiotoper – Resultat från inventeringen “Uppföljning biologisk mångfald” 2009–2015. Rapport 4/2017 Skogsstyrelsen, Jönköping).</w:t>
+      </w:r>
+    </w:p>
+    <w:p>
+      <w:r>
+        <w:rPr>
+          <w:b/>
+        </w:rPr>
+        <w:t xml:space="preserve">6.4.3 </w:t>
+      </w:r>
+      <w:r>
+        <w:t>Bevarandeåtgärder genomförs för de kända förekomster av rödlistade arter som påverkas av skogsbruk.</w:t>
+      </w:r>
+    </w:p>
+    <w:p>
+      <w:pPr>
+        <w:pStyle w:val="ListBullet"/>
+      </w:pPr>
+      <w:r>
+        <w:rPr>
+          <w:b/>
+          <w:i/>
+        </w:rPr>
+        <w:t xml:space="preserve">Kommentar: </w:t>
+      </w:r>
+      <w:r>
+        <w:rPr>
+          <w:i/>
+        </w:rPr>
+        <w:t>I det avverkningsanmälda skogsområdet har 23 naturvårdsarter varav 10 rödlistade arter sina livsmiljöer och växtplatser.</w:t>
       </w:r>
     </w:p>
     <w:p>
@@ -954,6 +1204,217 @@
       </w:pPr>
       <w:r>
         <w:t>BILAGA 1 – Fridlysta arter</w:t>
+      </w:r>
+    </w:p>
+    <w:p>
+      <w:pPr>
+        <w:pStyle w:val="Heading1"/>
+      </w:pPr>
+      <w:r>
+        <w:t>Knärot – ekologi samt krav på livsmiljön</w:t>
+      </w:r>
+    </w:p>
+    <w:p>
+      <w:r>
+        <w:t xml:space="preserve">Knärot är typisk art för </w:t>
+      </w:r>
+      <w:r>
+        <w:rPr>
+          <w:i/>
+        </w:rPr>
+        <w:t xml:space="preserve">9010 Taiga </w:t>
+      </w:r>
+      <w:r>
+        <w:t>och</w:t>
+      </w:r>
+      <w:r>
+        <w:rPr>
+          <w:i/>
+        </w:rPr>
+        <w:t xml:space="preserve"> 9050 Näringsrik granskog</w:t>
+      </w:r>
+      <w:r>
+        <w:t>, fridlyst enligt 8 och 15 §§ artskyddsförordningen och klassad som sårbar (VU) enligt rödlistan 2020. Knärot är beroende av hög och jämn luftfuktighet i gamla, ostörda skogsmiljöer och är känslig för snabba förändringar av ljus-/vindförhållanden eller uttorkning. På grund av ett alltför intensivt skogsbruk har den minskat med 40 (25–50) % under de senaste 60 åren och i framtiden bedöms minskningstakten uppgå till 30 (20–40) %. Till följd av att arten har en dokumenterat högre minskningstakt i förhållande till sin generationstid än vad som tidigare varit känt (data från Riksskogstaxeringen) höjdes den till hotkategori sårbar (VU) i rödlistan 2020 (SLU Artdatabanken, 2024).</w:t>
+      </w:r>
+    </w:p>
+    <w:p>
+      <w:r>
+        <w:t>En analys av 79 floraväktarlokaler åren 1990–2015 vilka återbesökts under 2020–2024 visade på en tydlig negativ påverkan på knärotsförekomster från större hyggen i närområdet (inom 150–200 m) vilket indikerar att kanteffekter har en stor påverkan på populationerna. Resultaten bekräftar knärotens känslighet för kanteffekter och visar vikten av att skydda större skogsbestånd för att bevara arten. Om det blir höga andelar (&gt;30%) hyggen inom 200 meter från en knärotsförekomst så ökar risken för att en knärotspopulation dör ut och det verkar det behövas någonstans mellan 100 och 150 meters skyddszon för att bevara arten på lång sikt (Sebestyén &amp; Sundberg, 2025).</w:t>
+      </w:r>
+    </w:p>
+    <w:p>
+      <w:r>
+        <w:t xml:space="preserve">Samuel Johnsons doktorsavhandling </w:t>
+      </w:r>
+      <w:r>
+        <w:rPr>
+          <w:i/>
+        </w:rPr>
+        <w:t>“Retention Forestry as a Conservation Measure for Boreal Forest Ground Vegetation”</w:t>
+      </w:r>
+      <w:r>
+        <w:t xml:space="preserve"> (SLU, Uppsala 2014) visar att det krävs väl tilltagna skyddszoner för att knärotens växtplatser inte ska ta skada av skogsbruksåtgärder i intilliggande områden: </w:t>
+      </w:r>
+      <w:r>
+        <w:rPr>
+          <w:i/>
+        </w:rPr>
+        <w:t xml:space="preserve">“Study III shows that retention patches smaller than 0.5 ha do not lifeboat the sensitive forest herb G. repens, a species that depend on stable microclimatic conditions typical for intact forest stands.” </w:t>
+      </w:r>
+      <w:r>
+        <w:t xml:space="preserve">Vidare </w:t>
+      </w:r>
+      <w:r>
+        <w:rPr>
+          <w:i/>
+        </w:rPr>
+        <w:t>“More sensitive forest species are not lifeboated in retention patches ranging from 0.05 to 0.5 ha (Papers II &amp; III).”</w:t>
+      </w:r>
+    </w:p>
+    <w:p>
+      <w:r>
+        <w:t xml:space="preserve">Johnsons (2014) rekommendation på minst 50 meters breda skyddszoner runt knärotens växtplatser motsvarar en areal på 0,78 hektar, vilket ligger i linje med andra studier som gjorts på känsliga skogsarter: </w:t>
+      </w:r>
+      <w:r>
+        <w:rPr>
+          <w:i/>
+        </w:rPr>
+        <w:t>“In study III I also show that translocated specimens of G. repens survives well in mature forests at least 50 m from the nearest edge to an open area. Moreover, measures of temperature and humidity show that such distances from an open area is far enough to offer a microclimate that is more stable compared to what present in retention patches of around 0.1 ha. This means that the very centre of a circular patch with radius 50 m (equals a size of 0.78 ha) should offer conditions similar to interior forest and would perhaps be a suitable habitat for G. repens and similar species. Previous studies from both North America and Sweden have also concluded that patches between 0.5 and one ha are sufficient for preserving interior forest vegetation as well as sensitive lichens and bryophytes (de Graaf &amp; Roberts 2009; Halpern et al. 2012; Rudolphi et al. 2014).”</w:t>
+      </w:r>
+    </w:p>
+    <w:p>
+      <w:r>
+        <w:t>En nyligen publicerad vetenskaplig uppsats av Koelmeijer m.fl. (2022) inkluderar orkidén knärots skyddsbehov. I uppsatsen berörs problemet med uttorkning för växter, bl.a. för knärot, ett problem som blivit accentuerat på grund av den pågående klimatförändringen och torra somrar, t.ex. den exceptionellt torra sommaren 2018. I uppsatsen undersöks områden med tre olika avstånd från kalhyggeskant med avseende på skydd bl.a. för knärot. Det första området har avstånd upp till 20 m från hyggeskant (Strong edge effect), det andra 20–40 m från hyggeskant (Weak edge effect) och det tredje avser större avstånd från hyggeskant, där kanteffekten anses vara försumbar (Interior). Ett resultat var att man fann stor eller mycket stor uttorkningseffekt på känsliga och rödlistade skogsarter vid de kortare avstånden till hyggeskant, medan effekt av uttorkning inte konstaterades på större avstånd (Interior). För orkidén knärot fann man en rik förekomst (upp till 0,06 dm2/m2) på stort avstånd från hyggeskant (Interior), medan förekomsten var liten eller närmast försumbar i de områden som klassificerades som Weak edge effect respektive Strong edge effect. Arbetet påpekar att de allt oftare förekommande torra somrarna ger ytterligare skäl att utöka skyddsavståndet från hyggen till den fuktkrävande arten knärot (Koelmeijer m.fl., 2022).</w:t>
+      </w:r>
+    </w:p>
+    <w:p>
+      <w:r>
+        <w:t>Även Skogsstyrelsens egen vägledning för hänsyn till knärot ligger i linje med ovanstående forskningsstudier. Av vägledningen framgår det att för med hög sannolikhet kunna bevara befintliga förekomster krävs relativt stora avsättningar av uppvuxen skog med slutet och relativt tätt kronskikt. Som riktlinje kan krävas ett avstånd på 50 meter in från brynet för att vidmakthålla ett fungerande mikroklimat. Detta innebär att fristående hänsynsytor för många arter (kärlväxter, lavar och mossor) kan behöva ha en area överstigande 0,8 hektar (cirkelyta med radien 50 meter = 0,78 hektar) för att bibehålla lokalklimatet. Även ganska små förändringar i form av förändrade ljus- och fuktighetsförhållanden, till exempel till följd av gallring, kan leda till att arten försvinner till följd av konkurrens med mera ljuskrävande och snabbväxande arter (Skogsstyrelsen, 2022).</w:t>
+      </w:r>
+    </w:p>
+    <w:p>
+      <w:r>
+        <w:t>Vid tillämpning av försiktighetsprincipen enligt 2 kap. 3 § miljöbalken bör sålunda 100–150 meters skyddszon lämnas runt knärotens växtplatser.</w:t>
+      </w:r>
+    </w:p>
+    <w:p>
+      <w:pPr>
+        <w:pStyle w:val="Heading2"/>
+      </w:pPr>
+      <w:r>
+        <w:t>Referenser – knärot</w:t>
+      </w:r>
+    </w:p>
+    <w:p>
+      <w:r>
+        <w:t xml:space="preserve">de Graaf M &amp; Roberts M.R., 2009. </w:t>
+      </w:r>
+      <w:r>
+        <w:rPr>
+          <w:i/>
+        </w:rPr>
+        <w:t xml:space="preserve">Short-term response of the herbaceous layer within leave patches after harvest. </w:t>
+      </w:r>
+      <w:r>
+        <w:t>Forest Ecology and Management 257, 1014–1025</w:t>
+      </w:r>
+    </w:p>
+    <w:p>
+      <w:r>
+        <w:t xml:space="preserve">Halpern, C. B., Halaj, J., Evans, S. A., &amp; Dovciak, M., 2012. </w:t>
+      </w:r>
+      <w:r>
+        <w:rPr>
+          <w:i/>
+        </w:rPr>
+        <w:t xml:space="preserve">Level and pattern of overstory retention interact to shape long-term responses of understories to timber harvest. </w:t>
+      </w:r>
+      <w:r>
+        <w:t>Ecological Applications, 22, 2049–2064</w:t>
+      </w:r>
+    </w:p>
+    <w:p>
+      <w:r>
+        <w:t xml:space="preserve">Johnson, S., 2014. </w:t>
+      </w:r>
+      <w:r>
+        <w:rPr>
+          <w:i/>
+        </w:rPr>
+        <w:t>Retention Forestry as a Conservation Measure for Boreal Forest Ground Vegetation</w:t>
+      </w:r>
+      <w:r>
+        <w:t>. Doktorsavhandling, SLU, Uppsala</w:t>
+      </w:r>
+    </w:p>
+    <w:p>
+      <w:r>
+        <w:t xml:space="preserve">Koelmeijer, I. A., Ehrlén, J., Jönsson, M., De Frenne, P., Berg, P., Andersson, J., Weibull, H. &amp; Hylander, N. 2022. </w:t>
+      </w:r>
+      <w:r>
+        <w:rPr>
+          <w:i/>
+        </w:rPr>
+        <w:t xml:space="preserve">Interactive effects of drought and edge exposure on old-growth forest understory species. </w:t>
+      </w:r>
+      <w:r>
+        <w:t>Landscape Ecology, 37, sid 1839–1853</w:t>
+      </w:r>
+    </w:p>
+    <w:p>
+      <w:r>
+        <w:t xml:space="preserve">Rudolphi, J., Jönsson, M. T., &amp; Gustafsson, L., 2014. </w:t>
+      </w:r>
+      <w:r>
+        <w:rPr>
+          <w:i/>
+        </w:rPr>
+        <w:t xml:space="preserve">Biological legacies buffer local species extinction after logging. </w:t>
+      </w:r>
+      <w:r>
+        <w:t>Journal of Applied Ecology. 51, 53–62.</w:t>
+      </w:r>
+    </w:p>
+    <w:p>
+      <w:r>
+        <w:t xml:space="preserve">Sebestyén, L. och Sundberg, S. 2025.  </w:t>
+      </w:r>
+      <w:r>
+        <w:rPr>
+          <w:i/>
+        </w:rPr>
+        <w:t>Påverkan på knärotslokaler från hyggen i närheten.</w:t>
+      </w:r>
+      <w:r>
+        <w:t xml:space="preserve"> DAPHNE 36:1 2025. Botaniska Sällskapet i Stockholm</w:t>
+      </w:r>
+    </w:p>
+    <w:p>
+      <w:r>
+        <w:t xml:space="preserve">Skogsstyrelsen, 2022. </w:t>
+      </w:r>
+      <w:r>
+        <w:rPr>
+          <w:i/>
+        </w:rPr>
+        <w:t xml:space="preserve">Vägledning för hänsyn till knärot. </w:t>
+      </w:r>
+      <w:r>
+        <w:t>https://www.skogsstyrelsen.se/lag-och-tillsyn/artskydd/vagledningar-och-kunskapsstod-artskydd/vagledning-for-hansyn-till-knarot/</w:t>
+      </w:r>
+    </w:p>
+    <w:p>
+      <w:r>
+        <w:t xml:space="preserve">SLU Artdatabanken, 2024. </w:t>
+      </w:r>
+      <w:r>
+        <w:rPr>
+          <w:i/>
+        </w:rPr>
+        <w:t xml:space="preserve">Artfaktablad. Naturvård – artfakta. </w:t>
+      </w:r>
+      <w:r>
+        <w:t>SLU Artdatabanken, Uppsala</w:t>
       </w:r>
     </w:p>
     <w:p>
@@ -1225,7 +1686,7 @@
     <w:r>
       <w:tab/>
       <w:tab/>
-      <w:t>2026-03-21</w:t>
+      <w:t>2026-03-22</w:t>
       <w:br/>
       <w:br/>
     </w:r>

--- a/klagomål/A 5535-2026 FSC-klagomål.docx
+++ b/klagomål/A 5535-2026 FSC-klagomål.docx
@@ -191,7 +191,7 @@
     </w:p>
     <w:p>
       <w:r>
-        <w:t>I avverkningsanmälan har följande 23 naturvårdsarter hittats: aspgelélav (VU), knärot (VU, §8), rynkskinn (VU), garnlav (NT), kötticka (NT), motaggsvamp (NT), spillkråka (NT, §4), tallticka (NT), vintertagging (NT), vitgrynig nållav (NT), björksplintborre (S), bronshjon (S), bårdlav (S), kattfotslav (S), korallblylav (S), kornig nållav (S), skarp dropptaggsvamp (S), skinnlav (S), slanklav (S), stuplav (S), vedticka (S), orre (§4) och tjäder (§4). Av dessa är 10 rödlistade. För rödlistade arter har rödlistekategorin angivits inom parentes. Arter som är signalarter enligt Skogsstyrelsen har markerats med (S). För fridlysta arter anges även paragrafen i Artskyddsförordningen som arten är fridlyst enligt.</w:t>
+        <w:t>I avverkningsanmälan har följande 25 naturvårdsarter hittats: aspgelélav (VU), knärot (VU, §8), rynkskinn (VU), garnlav (NT), kötticka (NT), motaggsvamp (NT), spillkråka (NT, §4), tallticka (NT), vintertagging (NT), vitgrynig nållav (NT), björksplintborre (S), bronshjon (S), bårdlav (S), kattfotslav (S), korallblylav (S), kornig nållav (S), skarp dropptaggsvamp (S), skinnlav (S), slanklav (S), stuplav (S), thomsons trägnagare (S), vedticka (S), vågbandad barkbock (S), orre (§4) och tjäder (§4). Av dessa är 10 rödlistade. För rödlistade arter har rödlistekategorin angivits inom parentes. Arter som är signalarter enligt Skogsstyrelsen har markerats med (S). För fridlysta arter anges även paragrafen i Artskyddsförordningen som arten är fridlyst enligt.</w:t>
       </w:r>
     </w:p>
     <w:p>
@@ -670,6 +670,17 @@
       </w:r>
     </w:p>
     <w:p>
+      <w:r>
+        <w:rPr>
+          <w:b/>
+        </w:rPr>
+        <w:t xml:space="preserve">Vågbandad barkbock </w:t>
+      </w:r>
+      <w:r>
+        <w:t>är en långhorning vars larvutveckling sker under bark på nyligen döda stående barrträd, främst gran, mer undantagsvis på tall. Främst i stående träd, särskilt gamla, långsamvuxna granar med grov bark, även i grövre grenar, stubbar eller vindfällen. Arten är starkt knuten till naturskogsliknande granskogar, och gynnas av extrema torrsomrar som försvagar träden. Arten påverkas negativt av brist på kontinuitetsskog och en minskning av populationen pågår eller förväntas ske (SLU Artdatabanken, 2025).</w:t>
+      </w:r>
+    </w:p>
+    <w:p>
       <w:pPr>
         <w:pStyle w:val="Heading1"/>
       </w:pPr>
@@ -745,7 +756,7 @@
     </w:p>
     <w:p>
       <w:r>
-        <w:t>I det avverkningsanmälda området finns 3 fyndplatser för knärot registrerade på Artportalen. Figur 2 visar gränserna för buffertzoner på 50 m, som behöver lämnas kring fyndplatserna för att knärotslokalerna inte ska försvinna vid en avverkning. Av det avverkningsanmälda området överlappar 1.47 ha med buffertzonerna och får av detta skäl inte avverkas.</w:t>
+        <w:t>I det avverkningsanmälda området finns 4 fyndplatser för knärot registrerade på Artportalen. Figur 2 visar gränserna för buffertzoner på 50 m, som behöver lämnas kring fyndplatserna för att knärotslokalerna inte ska försvinna vid en avverkning. Av det avverkningsanmälda området överlappar 1.74 ha med buffertzonerna och får av detta skäl inte avverkas.</w:t>
       </w:r>
     </w:p>
     <w:p>
@@ -977,7 +988,7 @@
         <w:rPr>
           <w:i/>
         </w:rPr>
-        <w:t>I det avverkningsanmälda skogsområdet har 21 rödlistade arter och signalarter påträffats. Detta ska jämföras med Skogsstyrelsens uppföljning 2017 av nyckelbiotoper som visade att man i genomsnitt hittar 20,6 olika rödlistade arter och signalarter i en nyckelbiotop (Wijk, S. 2017. Biologisk mångfald i nyckelbiotoper – Resultat från inventeringen “Uppföljning biologisk mångfald” 2009–2015. Rapport 4/2017 Skogsstyrelsen, Jönköping).</w:t>
+        <w:t>I det avverkningsanmälda skogsområdet har 23 rödlistade arter och signalarter påträffats. Detta ska jämföras med Skogsstyrelsens uppföljning 2017 av nyckelbiotoper som visade att man i genomsnitt hittar 20,6 olika rödlistade arter och signalarter i en nyckelbiotop (Wijk, S. 2017. Biologisk mångfald i nyckelbiotoper – Resultat från inventeringen “Uppföljning biologisk mångfald” 2009–2015. Rapport 4/2017 Skogsstyrelsen, Jönköping).</w:t>
       </w:r>
     </w:p>
     <w:p>
@@ -1006,7 +1017,7 @@
         <w:rPr>
           <w:i/>
         </w:rPr>
-        <w:t>I det avverkningsanmälda skogsområdet har 23 naturvårdsarter varav 10 rödlistade arter sina livsmiljöer och växtplatser.</w:t>
+        <w:t>I det avverkningsanmälda skogsområdet har 25 naturvårdsarter varav 10 rödlistade arter sina livsmiljöer och växtplatser.</w:t>
       </w:r>
     </w:p>
     <w:p>
@@ -1686,7 +1697,7 @@
     <w:r>
       <w:tab/>
       <w:tab/>
-      <w:t>2026-03-22</w:t>
+      <w:t>2026-03-23</w:t>
       <w:br/>
       <w:br/>
     </w:r>

--- a/klagomål/A 5535-2026 FSC-klagomål.docx
+++ b/klagomål/A 5535-2026 FSC-klagomål.docx
@@ -1697,7 +1697,7 @@
     <w:r>
       <w:tab/>
       <w:tab/>
-      <w:t>2026-03-23</w:t>
+      <w:t>2026-03-24</w:t>
       <w:br/>
       <w:br/>
     </w:r>

--- a/klagomål/A 5535-2026 FSC-klagomål.docx
+++ b/klagomål/A 5535-2026 FSC-klagomål.docx
@@ -1697,7 +1697,7 @@
     <w:r>
       <w:tab/>
       <w:tab/>
-      <w:t>2026-03-24</w:t>
+      <w:t>2026-03-25</w:t>
       <w:br/>
       <w:br/>
     </w:r>

--- a/klagomål/A 5535-2026 FSC-klagomål.docx
+++ b/klagomål/A 5535-2026 FSC-klagomål.docx
@@ -1697,7 +1697,7 @@
     <w:r>
       <w:tab/>
       <w:tab/>
-      <w:t>2026-03-25</w:t>
+      <w:t>2026-03-26</w:t>
       <w:br/>
       <w:br/>
     </w:r>

--- a/klagomål/A 5535-2026 FSC-klagomål.docx
+++ b/klagomål/A 5535-2026 FSC-klagomål.docx
@@ -1697,7 +1697,7 @@
     <w:r>
       <w:tab/>
       <w:tab/>
-      <w:t>2026-03-26</w:t>
+      <w:t>2026-03-27</w:t>
       <w:br/>
       <w:br/>
     </w:r>

--- a/klagomål/A 5535-2026 FSC-klagomål.docx
+++ b/klagomål/A 5535-2026 FSC-klagomål.docx
@@ -1697,7 +1697,7 @@
     <w:r>
       <w:tab/>
       <w:tab/>
-      <w:t>2026-03-27</w:t>
+      <w:t>2026-03-28</w:t>
       <w:br/>
       <w:br/>
     </w:r>

--- a/klagomål/A 5535-2026 FSC-klagomål.docx
+++ b/klagomål/A 5535-2026 FSC-klagomål.docx
@@ -1697,7 +1697,7 @@
     <w:r>
       <w:tab/>
       <w:tab/>
-      <w:t>2026-03-28</w:t>
+      <w:t>2026-03-29</w:t>
       <w:br/>
       <w:br/>
     </w:r>

--- a/klagomål/A 5535-2026 FSC-klagomål.docx
+++ b/klagomål/A 5535-2026 FSC-klagomål.docx
@@ -1697,7 +1697,7 @@
     <w:r>
       <w:tab/>
       <w:tab/>
-      <w:t>2026-03-29</w:t>
+      <w:t>2026-03-30</w:t>
       <w:br/>
       <w:br/>
     </w:r>

--- a/klagomål/A 5535-2026 FSC-klagomål.docx
+++ b/klagomål/A 5535-2026 FSC-klagomål.docx
@@ -1697,7 +1697,7 @@
     <w:r>
       <w:tab/>
       <w:tab/>
-      <w:t>2026-03-30</w:t>
+      <w:t>2026-03-31</w:t>
       <w:br/>
       <w:br/>
     </w:r>

--- a/klagomål/A 5535-2026 FSC-klagomål.docx
+++ b/klagomål/A 5535-2026 FSC-klagomål.docx
@@ -1697,7 +1697,7 @@
     <w:r>
       <w:tab/>
       <w:tab/>
-      <w:t>2026-03-31</w:t>
+      <w:t>2026-04-01</w:t>
       <w:br/>
       <w:br/>
     </w:r>

--- a/klagomål/A 5535-2026 FSC-klagomål.docx
+++ b/klagomål/A 5535-2026 FSC-klagomål.docx
@@ -1697,7 +1697,7 @@
     <w:r>
       <w:tab/>
       <w:tab/>
-      <w:t>2026-04-01</w:t>
+      <w:t>2026-04-02</w:t>
       <w:br/>
       <w:br/>
     </w:r>

--- a/klagomål/A 5535-2026 FSC-klagomål.docx
+++ b/klagomål/A 5535-2026 FSC-klagomål.docx
@@ -1697,7 +1697,7 @@
     <w:r>
       <w:tab/>
       <w:tab/>
-      <w:t>2026-04-02</w:t>
+      <w:t>2026-04-03</w:t>
       <w:br/>
       <w:br/>
     </w:r>

--- a/klagomål/A 5535-2026 FSC-klagomål.docx
+++ b/klagomål/A 5535-2026 FSC-klagomål.docx
@@ -1697,7 +1697,7 @@
     <w:r>
       <w:tab/>
       <w:tab/>
-      <w:t>2026-04-03</w:t>
+      <w:t>2026-04-04</w:t>
       <w:br/>
       <w:br/>
     </w:r>

--- a/klagomål/A 5535-2026 FSC-klagomål.docx
+++ b/klagomål/A 5535-2026 FSC-klagomål.docx
@@ -1697,7 +1697,7 @@
     <w:r>
       <w:tab/>
       <w:tab/>
-      <w:t>2026-04-04</w:t>
+      <w:t>2026-04-05</w:t>
       <w:br/>
       <w:br/>
     </w:r>

--- a/klagomål/A 5535-2026 FSC-klagomål.docx
+++ b/klagomål/A 5535-2026 FSC-klagomål.docx
@@ -1697,7 +1697,7 @@
     <w:r>
       <w:tab/>
       <w:tab/>
-      <w:t>2026-04-05</w:t>
+      <w:t>2026-04-06</w:t>
       <w:br/>
       <w:br/>
     </w:r>

--- a/klagomål/A 5535-2026 FSC-klagomål.docx
+++ b/klagomål/A 5535-2026 FSC-klagomål.docx
@@ -331,10 +331,10 @@
         <w:rPr>
           <w:b/>
         </w:rPr>
-        <w:t>Garnlav (NT)</w:t>
-      </w:r>
-      <w:r>
-        <w:t xml:space="preserve"> är en utpräglad barrskogsart som ibland kan drapera träden i norrländska grannaturskogar med hög luftfuktighet. Den förekommer även i talldominerade bestånd där den, förutom i trädens grenverk, påträffas hängande över ojämnheter i tallbarken. Arten har minskat starkt i södra och mellersta Sverige och den minskar även i sitt nordliga utbredningsområde. Orsaken till tillbakagången beror främst på slutavverkningar av naturskogsartade skogar. Bestånd med riklig förekomst bör regelmässigt sparas. Garnlav är värdväxt för den mycket sällsynta och akut hotade fjärilen barrskogslavfly (CR) som hör hemma i boreala barrskogar med riklig förekomst av värdväxten. Tidigare kunde arten konstateras årligen på flera platser vid Dala-Floda i Dalarna innan lokalerna kalavverkades. Senaste fyndet i landet av barrskogslavfly är från år 2000 då den påträffades vid Högberget i Sollefteå kommun. Garnlav är typisk art för </w:t>
+        <w:t>Garnlav (VU)</w:t>
+      </w:r>
+      <w:r>
+        <w:t xml:space="preserve"> är en utpräglad barrskogsart som ibland kan drapera träden i norrländska grannaturskogar med hög luftfuktighet. Den förekommer även i talldominerade bestånd där den, förutom i trädens grenverk, påträffas hängande över ojämnheter i tallbarken. Arten har minskat starkt i södra och mellersta Sverige och den minskar även i sitt nordliga utbredningsområde. Minskningstakten uppgår till 30 (20–50) % inom 50 år och överstiger gränsvärdet för Sårbar (VU). Orsaken till tillbakagången beror främst på slutavverkningar av naturskogsartade skogar. Bestånd med riklig förekomst bör regelmässigt sparas, vilket även gynnar flera andra sällsynta och rödlistade arter. Garnlav är värdväxt för den mycket sällsynta och akut hotade fjärilen barrskogslavfly (CR) som hör hemma i boreala barrskogar med riklig förekomst av värdväxten. Tidigare kunde arten konstateras årligen på flera platser vid Dala-Floda i Dalarna innan lokalerna kalavverkades. Senaste fyndet i landet av barrskogslavfly är från år 2000 då den påträffades vid Högberget i Sollefteå kommun. Garnlav är typisk art för </w:t>
       </w:r>
       <w:r>
         <w:rPr>
@@ -352,7 +352,7 @@
         <w:t xml:space="preserve"> 9070 Trädklädd betesmark</w:t>
       </w:r>
       <w:r>
-        <w:t xml:space="preserve"> (SLU Artdatabanken, 2024).</w:t>
+        <w:t xml:space="preserve"> (SLU Artdatabanken, 2026).</w:t>
       </w:r>
     </w:p>
     <w:p>
@@ -360,7 +360,7 @@
         <w:rPr>
           <w:b/>
         </w:rPr>
-        <w:t xml:space="preserve">Kattfotslav </w:t>
+        <w:t xml:space="preserve">Kattfotslav (NT) </w:t>
       </w:r>
       <w:r>
         <w:t xml:space="preserve">är en mycket god signalart i hela sitt svenska utbredningsområde och skogsbestånd med kattfotslav är alltid värdefulla ur naturvårdssynpunkt. Arten indikerar dels ett mikroklimat med konstant hög luftfuktighet, dels kontinuitet av äldre träd och god trädslutenhet. Trots att den är vanligare i sydvästra Sverige växer den enbart i skogsbestånd med höga naturvärden. Den är känslig för skogliga ingrepp som kan förändra lokal- och mikroklimat. Kattfotslav är typisk art för </w:t>
@@ -381,7 +381,7 @@
         <w:t xml:space="preserve"> 9190 Näringsfattig ekskog</w:t>
       </w:r>
       <w:r>
-        <w:t>. Arten har minskat kraftigt under de senaste åren och enligt artdatabankens preliminära bedömning kommer den att bli rödlistad som nära hotad (NT) i nästa rödlista som kommer 2026 (Nitare &amp; Skogsstyrelsen, 2019; SLU Artdatabanken, 2025).</w:t>
+        <w:t xml:space="preserve"> (Nitare &amp; Skogsstyrelsen, 2019; SLU Artdatabanken, 2026).</w:t>
       </w:r>
     </w:p>
     <w:p>
@@ -487,10 +487,10 @@
         <w:rPr>
           <w:b/>
         </w:rPr>
-        <w:t>Rynkskinn (VU)</w:t>
-      </w:r>
-      <w:r>
-        <w:t xml:space="preserve">, rödlistad som sårbar, är en vednedbrytare som växer på grova granlågor och ingår i en karaktäristisk association av vedsvampar knutna till urskogsartade barrskogar. Den har klassificerats som en “urskogsindikator” och är placerad i toppen av Skogsstyrelsens värdepyramid för bedömning av skog med höga naturvärden. Allt tyder på att rynkskinn är mycket känslig för skogliga ingrepp. Rynkskinn är typisk art för </w:t>
+        <w:t>Rynkskinn (NT)</w:t>
+      </w:r>
+      <w:r>
+        <w:t xml:space="preserve"> är en vednedbrytare som växer på grova granlågor och ingår i en karaktäristisk association av vedsvampar knutna till urskogsartade barrskogar. Den har klassificerats som en “urskogsindikator” och är placerad i toppen av Skogsstyrelsens värdepyramid för bedömning av skog med höga naturvärden. Allt tyder på att rynkskinn är mycket känslig för skogliga ingrepp och lokalerna, som oftast har höga biologiska kvaliteter, bör lämnas till fri utveckling. Rynkskinn är typisk art för </w:t>
       </w:r>
       <w:r>
         <w:rPr>
@@ -508,7 +508,18 @@
         <w:t xml:space="preserve"> 9030 Landhöjningsskog</w:t>
       </w:r>
       <w:r>
-        <w:t xml:space="preserve"> (Nitare &amp; Skogsstyrelsen, 2019; SLU Artdatabanken, 2024).</w:t>
+        <w:t xml:space="preserve"> (Nitare &amp; Skogsstyrelsen, 2019; SLU Artdatabanken, 2026).</w:t>
+      </w:r>
+    </w:p>
+    <w:p>
+      <w:r>
+        <w:rPr>
+          <w:b/>
+        </w:rPr>
+        <w:t xml:space="preserve">Skarp dropptaggsvamp (NT) </w:t>
+      </w:r>
+      <w:r>
+        <w:t>bildar mykorrhiza med både gran och tall, främst i barrskogar med trädkontinuitet. Arten uppträder dels i näringsrik kalkbarrskog och dels i sur lavtallskog. Kalkbarrskogarna är ofta grandominerade, olikåldriga och skiktade på frisk mark med ett örtrikt vegetationsskikt. Lavtallskogarna är i regel magra, torra, ljusöppna och ofta brandpräglade. Den totala populationen i landet har minskat och bedöms fortsätta minska till följd av avverkning av äldre barrskogar. Arten har begränsad förmåga att återetablera sig efter slutavverkning eller andra storskaliga skogsbruksåtgärder. Det saknas indikationer på att arten långsiktigt kan etablera eller reproducera sig i skogsbestånd som brukas med metoder som trakthyggesbruk, markberedning, gödsling eller föryngring med förädlat plantmaterial. Minskningstakten för den svenska populationen bedöms vara nära gränsvärdet för Sårbar (VU) (SLU Artdatabanken, 2026).</w:t>
       </w:r>
     </w:p>
     <w:p>
@@ -577,7 +588,34 @@
         <w:t>Stuplav</w:t>
       </w:r>
       <w:r>
-        <w:t xml:space="preserve"> är en mycket bra signalart i hela sitt utbredningsområde och förekommer nästan enbart i skogsmiljöer med höga naturvärden. Den indikerar långvarig förekomst av gamla lövträd och miljöer med konstant hög luftfuktighet. Stuplav är typisk art för </w:t>
+        <w:t xml:space="preserve"> är en mycket bra signalart i hela sitt utbredningsområde och förekommer nästan enbart i skogsmiljöer med höga naturvärden. Den indikerar långvarig förekomst av gamla lövträd och miljöer med konstant hög luftfuktighet. I skogar med suboceaniskt klimat finns det en mycket sällsynt parasit, njurlavsknapp </w:t>
+      </w:r>
+      <w:r>
+        <w:rPr>
+          <w:i/>
+        </w:rPr>
+        <w:t>Pletocarpon nephromeum</w:t>
+      </w:r>
+      <w:r>
+        <w:t xml:space="preserve"> (EN), som växer på stuplav. Ytterligare två sällsynta lavparasiter, </w:t>
+      </w:r>
+      <w:r>
+        <w:rPr>
+          <w:i/>
+        </w:rPr>
+        <w:t>Protounguicularia nephromatis</w:t>
+      </w:r>
+      <w:r>
+        <w:t xml:space="preserve"> (VU) och </w:t>
+      </w:r>
+      <w:r>
+        <w:rPr>
+          <w:i/>
+        </w:rPr>
+        <w:t>Refractohilum galligenum</w:t>
+      </w:r>
+      <w:r>
+        <w:t xml:space="preserve"> (NT), kan också påträffas på stuplav. Stuplav är typisk art för </w:t>
       </w:r>
       <w:r>
         <w:rPr>
@@ -586,16 +624,7 @@
         <w:t>9010 Taiga</w:t>
       </w:r>
       <w:r>
-        <w:t xml:space="preserve">. I skogar med suboceaniskt klimat finns det en mycket sällsynt parasit, njurlavsknapp </w:t>
-      </w:r>
-      <w:r>
-        <w:rPr>
-          <w:i/>
-        </w:rPr>
-        <w:t>Pletocarpon nephromeum</w:t>
-      </w:r>
-      <w:r>
-        <w:t xml:space="preserve"> (EN), som växer på stuplav (SLU Artdatabanken, 2024; Nitare &amp; Skogsstyrelsen, 2019).</w:t>
+        <w:t xml:space="preserve"> (SLU Artdatabanken, 2026; Nitare &amp; Skogsstyrelsen, 2019).</w:t>
       </w:r>
     </w:p>
     <w:p>
@@ -816,10 +845,10 @@
         <w:rPr>
           <w:b/>
         </w:rPr>
-        <w:t>Spillkråka (NT, §4)</w:t>
-      </w:r>
-      <w:r>
-        <w:t xml:space="preserve"> är rödlistad som nära hotad och ingår i bilaga 1 i EU:s fågeldirektiv. Den minskar i population på grund av minskad tillgång på lämpliga bo- och födoträd och minskad födotillgång. Spillkråkans minskningstakt har uppgått till 19 (24–10) % under de senaste 15 åren och bedöms vara nära gränsvärdet för Sårbar (VU) (A2bc). Spillkråka är en nyckelart i skogliga miljöer vars övergivna bohål utnyttjas av flera andra hålhäckande fågelarter och fladdermöss. Den behöver grova träd, främst tall, asp och bok som boträd. Skogsbruk med korta omloppstider och täta, homogena ungskogar utgör det största hotet. Spillkråka är typisk art för </w:t>
+        <w:t>Spillkråka (§4)</w:t>
+      </w:r>
+      <w:r>
+        <w:t xml:space="preserve"> omfattas av bilaga 1 i EU:s fågeldirektiv och är typisk art för </w:t>
       </w:r>
       <w:r>
         <w:rPr>
@@ -834,10 +863,10 @@
         <w:rPr>
           <w:i/>
         </w:rPr>
-        <w:t xml:space="preserve"> 9740 Skogsbevuxen myr </w:t>
-      </w:r>
-      <w:r>
-        <w:t>(SLU Artdatabanken, 2025; Skogsstyrelsen 2016).</w:t>
+        <w:t xml:space="preserve"> 9740 Skogsbevuxen myr</w:t>
+      </w:r>
+      <w:r>
+        <w:t>. Den behöver grova träd, främst tall, asp och bok som boträd. Skogsbruk med korta omloppstider och täta, homogena ungskogar utgör det största hotet. Spillkråka är en nyckelart i skogliga miljöer vars övergivna bohål utnyttjas av flera andra hålhäckande fågelarter och fladdermöss, däribland pärluggla (EN, §4), knipa (§4), salskrake (§4) och skogsduva (§4). Hökuggla (VU, §4) och slaguggla (§4) häckar ofta i högstubbar som brutits av i höjd med ett gammalt spillkråkebo (SLU Artdatabanken, 2026; Skogsstyrelsen, 2016).</w:t>
       </w:r>
     </w:p>
     <w:p>
@@ -1438,7 +1467,7 @@
     </w:p>
     <w:p>
       <w:r>
-        <w:t xml:space="preserve">Spillkråka (NT) är rödlistad som nära hotad, fridlyst enligt §4 Artskyddsförordningen, typisk art för </w:t>
+        <w:t xml:space="preserve">Spillkråka (§4) ingår i bilaga 1 EU:s fågeldirektiv och är typisk art för </w:t>
       </w:r>
       <w:r>
         <w:rPr>
@@ -1456,12 +1485,12 @@
         <w:t xml:space="preserve"> 9740 Skogsbevuxen myr</w:t>
       </w:r>
       <w:r>
-        <w:t xml:space="preserve"> och ingår i bilaga 1 i EU:s fågeldirektiv. Spillkråka lever i både barr- och blandskog liksom i ren lövskog. De tätaste populationerna tenderar att finnas i äldre, variationsrik blandskog med gott om död ved och gamla träd. Spillkråka är en nyckelart i skogliga miljöer vars övergivna bohål utnyttjas av flera andra hålhäckande fågelarter och fladdermöss (SLU Artdatabanken, 2023; Skogsstyrelsen 2016).</w:t>
+        <w:t>. Den lever i både barr- och blandskog liksom i ren lövskog. De tätaste populationerna tenderar att finnas i äldre, variationsrik blandskog med gott om död ved och gamla träd. Varje par utnyttjar 400–1000 hektar skog beroende på skogens kvalitet. Skogsbruk med korta omloppstider och täta, homogena ungskogar utgör det största hotet (SLU Artdatabanken, 2026).</w:t>
       </w:r>
     </w:p>
     <w:p>
       <w:r>
-        <w:t>Varje par utnyttjar 400–1000 hektar skog beroende på skogens kvalitet. En minskning av populationen pågår på grund av minskad tillgång på lämpliga bo- och födoträd och minskad födotillgång. Spillkråkans minskningstakt har uppgått till 19 (24–10) % under de senaste 15 åren. Minskningstakten för den svenska populationen bedöms vara nära gränsvärdet för Sårbar (VU) (A2bc). Skogsbruk med korta omloppstider och täta, homogena ungskogar utgör det största hotet (SLU Artdatabanken 2023).</w:t>
+        <w:t>Spillkråka är en nyckelart i skogliga miljöer vars övergivna bohål utnyttjas av flera andra hålhäckande fågelarter och fladdermöss, däribland pärluggla (EN, §4), knipa (§4), salskrake (§4) och skogsduva (§4). Hökuggla (VU, §4) och slaguggla (§4) häckar ofta i högstubbar som brutits av i höjd med ett gammalt spillkråkebo (Skogsstyrelsen, 2016).</w:t>
       </w:r>
     </w:p>
     <w:p>
@@ -1488,7 +1517,7 @@
     </w:p>
     <w:p>
       <w:r>
-        <w:t xml:space="preserve">SLU Artdatabanken, 2023. </w:t>
+        <w:t xml:space="preserve">SLU Artdatabanken, 2026. </w:t>
       </w:r>
       <w:r>
         <w:rPr>
@@ -1497,7 +1526,7 @@
         <w:t xml:space="preserve">Artfaktablad. Naturvård – artfakta. </w:t>
       </w:r>
       <w:r>
-        <w:t>SLU Artdatabanken, Uppsala</w:t>
+        <w:t>SLU Artdatabanken, Uppsala.</w:t>
       </w:r>
     </w:p>
     <w:p>
@@ -1697,7 +1726,7 @@
     <w:r>
       <w:tab/>
       <w:tab/>
-      <w:t>2026-04-06</w:t>
+      <w:t>2026-04-07</w:t>
       <w:br/>
       <w:br/>
     </w:r>

--- a/klagomål/A 5535-2026 FSC-klagomål.docx
+++ b/klagomål/A 5535-2026 FSC-klagomål.docx
@@ -1726,7 +1726,7 @@
     <w:r>
       <w:tab/>
       <w:tab/>
-      <w:t>2026-04-07</w:t>
+      <w:t>2026-04-08</w:t>
       <w:br/>
       <w:br/>
     </w:r>

--- a/klagomål/A 5535-2026 FSC-klagomål.docx
+++ b/klagomål/A 5535-2026 FSC-klagomål.docx
@@ -1726,7 +1726,7 @@
     <w:r>
       <w:tab/>
       <w:tab/>
-      <w:t>2026-04-08</w:t>
+      <w:t>2026-04-09</w:t>
       <w:br/>
       <w:br/>
     </w:r>

--- a/klagomål/A 5535-2026 FSC-klagomål.docx
+++ b/klagomål/A 5535-2026 FSC-klagomål.docx
@@ -1726,7 +1726,7 @@
     <w:r>
       <w:tab/>
       <w:tab/>
-      <w:t>2026-04-09</w:t>
+      <w:t>2026-04-10</w:t>
       <w:br/>
       <w:br/>
     </w:r>

--- a/klagomål/A 5535-2026 FSC-klagomål.docx
+++ b/klagomål/A 5535-2026 FSC-klagomål.docx
@@ -1726,7 +1726,7 @@
     <w:r>
       <w:tab/>
       <w:tab/>
-      <w:t>2026-04-10</w:t>
+      <w:t>2026-04-11</w:t>
       <w:br/>
       <w:br/>
     </w:r>

--- a/klagomål/A 5535-2026 FSC-klagomål.docx
+++ b/klagomål/A 5535-2026 FSC-klagomål.docx
@@ -1726,7 +1726,7 @@
     <w:r>
       <w:tab/>
       <w:tab/>
-      <w:t>2026-04-11</w:t>
+      <w:t>2026-04-12</w:t>
       <w:br/>
       <w:br/>
     </w:r>

--- a/klagomål/A 5535-2026 FSC-klagomål.docx
+++ b/klagomål/A 5535-2026 FSC-klagomål.docx
@@ -1726,7 +1726,7 @@
     <w:r>
       <w:tab/>
       <w:tab/>
-      <w:t>2026-04-14</w:t>
+      <w:t>2026-04-15</w:t>
       <w:br/>
       <w:br/>
     </w:r>

--- a/klagomål/A 5535-2026 FSC-klagomål.docx
+++ b/klagomål/A 5535-2026 FSC-klagomål.docx
@@ -1726,7 +1726,7 @@
     <w:r>
       <w:tab/>
       <w:tab/>
-      <w:t>2026-04-15</w:t>
+      <w:t>2026-04-16</w:t>
       <w:br/>
       <w:br/>
     </w:r>

--- a/klagomål/A 5535-2026 FSC-klagomål.docx
+++ b/klagomål/A 5535-2026 FSC-klagomål.docx
@@ -1726,7 +1726,7 @@
     <w:r>
       <w:tab/>
       <w:tab/>
-      <w:t>2026-04-16</w:t>
+      <w:t>2026-04-17</w:t>
       <w:br/>
       <w:br/>
     </w:r>

--- a/klagomål/A 5535-2026 FSC-klagomål.docx
+++ b/klagomål/A 5535-2026 FSC-klagomål.docx
@@ -1726,7 +1726,7 @@
     <w:r>
       <w:tab/>
       <w:tab/>
-      <w:t>2026-04-17</w:t>
+      <w:t>2026-04-18</w:t>
       <w:br/>
       <w:br/>
     </w:r>

--- a/klagomål/A 5535-2026 FSC-klagomål.docx
+++ b/klagomål/A 5535-2026 FSC-klagomål.docx
@@ -305,7 +305,25 @@
         <w:t>Bårdlav</w:t>
       </w:r>
       <w:r>
-        <w:t xml:space="preserve"> signalerar miljöer med höga naturvärden och på lokalerna finns vanligtvis många andra ovanliga och rödlistade arter. Den visar även på platser med hög och jämn luftfuktighet. Bårdlav är typisk art för </w:t>
+        <w:t xml:space="preserve"> signalerar miljöer med höga naturvärden och på lokalerna finns vanligtvis många andra ovanliga och rödlistade arter. Den visar även på platser med hög och jämn luftfuktighet. På bårdlav och andra njurlavar (Nephroma) kan de sällsynta parasiterna </w:t>
+      </w:r>
+      <w:r>
+        <w:rPr>
+          <w:i/>
+        </w:rPr>
+        <w:t xml:space="preserve">Protounguicularia nephromatis </w:t>
+      </w:r>
+      <w:r>
+        <w:t xml:space="preserve">(VU) och </w:t>
+      </w:r>
+      <w:r>
+        <w:rPr>
+          <w:i/>
+        </w:rPr>
+        <w:t xml:space="preserve">Tremella nephromatis </w:t>
+      </w:r>
+      <w:r>
+        <w:t xml:space="preserve">(DD) påträffas. Bårdlav är typisk art för </w:t>
       </w:r>
       <w:r>
         <w:rPr>
@@ -323,7 +341,7 @@
         <w:t xml:space="preserve"> 9190 Näringsfattig ekskog</w:t>
       </w:r>
       <w:r>
-        <w:t xml:space="preserve"> (SLU Artdatabanken, 2025; Nitare &amp; Skogsstyrelsen, 2019).</w:t>
+        <w:t xml:space="preserve"> (SLU Artdatabanken, 2026; Nitare &amp; Skogsstyrelsen, 2019).</w:t>
       </w:r>
     </w:p>
     <w:p>
@@ -597,7 +615,7 @@
         <w:t>Pletocarpon nephromeum</w:t>
       </w:r>
       <w:r>
-        <w:t xml:space="preserve"> (EN), som växer på stuplav. Ytterligare två sällsynta lavparasiter, </w:t>
+        <w:t xml:space="preserve"> (EN), som växer på stuplav. Ytterligare tre sällsynta lavparasiter, </w:t>
       </w:r>
       <w:r>
         <w:rPr>
@@ -606,7 +624,7 @@
         <w:t>Protounguicularia nephromatis</w:t>
       </w:r>
       <w:r>
-        <w:t xml:space="preserve"> (VU) och </w:t>
+        <w:t xml:space="preserve"> (VU), </w:t>
       </w:r>
       <w:r>
         <w:rPr>
@@ -615,7 +633,16 @@
         <w:t>Refractohilum galligenum</w:t>
       </w:r>
       <w:r>
-        <w:t xml:space="preserve"> (NT), kan också påträffas på stuplav. Stuplav är typisk art för </w:t>
+        <w:t xml:space="preserve"> (NT) och </w:t>
+      </w:r>
+      <w:r>
+        <w:rPr>
+          <w:i/>
+        </w:rPr>
+        <w:t>Roselliniella nephromatis</w:t>
+      </w:r>
+      <w:r>
+        <w:t xml:space="preserve"> (DD), kan också påträffas på stuplav. Stuplav är typisk art för </w:t>
       </w:r>
       <w:r>
         <w:rPr>
@@ -1726,7 +1753,7 @@
     <w:r>
       <w:tab/>
       <w:tab/>
-      <w:t>2026-04-18</w:t>
+      <w:t>2026-04-19</w:t>
       <w:br/>
       <w:br/>
     </w:r>

--- a/klagomål/A 5535-2026 FSC-klagomål.docx
+++ b/klagomål/A 5535-2026 FSC-klagomål.docx
@@ -1753,7 +1753,7 @@
     <w:r>
       <w:tab/>
       <w:tab/>
-      <w:t>2026-04-19</w:t>
+      <w:t>2026-04-20</w:t>
       <w:br/>
       <w:br/>
     </w:r>

--- a/klagomål/A 5535-2026 FSC-klagomål.docx
+++ b/klagomål/A 5535-2026 FSC-klagomål.docx
@@ -1753,7 +1753,7 @@
     <w:r>
       <w:tab/>
       <w:tab/>
-      <w:t>2026-04-20</w:t>
+      <w:t>2026-04-21</w:t>
       <w:br/>
       <w:br/>
     </w:r>
